--- a/projects/valuepickr-open-screen/docs/Beacon Trusteeship.docx
+++ b/projects/valuepickr-open-screen/docs/Beacon Trusteeship.docx
@@ -637,6 +637,179 @@
           <w:szCs w:val="18"/>
         </w:rPr>
         <w:t xml:space="preserve">This is independent research and analysis for informational purposes only, not personalized financial or investment advice. Past multi-bagger performance and forum/social sentiment are not indicators of future returns. Do your own due diligence before investing.</w:t>
+      </w:r>
+    </w:p>
+    <w:p/>
+    <w:p>
+      <w:r>
+        <w:rPr>
+          <w:b/>
+          <w:sz w:val="28"/>
+        </w:rPr>
+        <w:t>🔄 RESEARCH UPDATE - 2026-10-05</w:t>
+      </w:r>
+    </w:p>
+    <w:p>
+      <w:r>
+        <w:rPr>
+          <w:b/>
+        </w:rPr>
+        <w:t>📊 Key Metrics:</w:t>
+      </w:r>
+    </w:p>
+    <w:p>
+      <w:pPr>
+        <w:ind w:left="360"/>
+      </w:pPr>
+      <w:r>
+        <w:t xml:space="preserve">  • Company: Beacon Trusteeship Ltd</w:t>
+      </w:r>
+    </w:p>
+    <w:p>
+      <w:pPr>
+        <w:ind w:left="360"/>
+      </w:pPr>
+      <w:r>
+        <w:t xml:space="preserve">  • Conviction: Not rated</w:t>
+      </w:r>
+    </w:p>
+    <w:p>
+      <w:pPr>
+        <w:ind w:left="360"/>
+      </w:pPr>
+      <w:r>
+        <w:t xml:space="preserve">  • Thesis: neither</w:t>
+      </w:r>
+    </w:p>
+    <w:p>
+      <w:pPr>
+        <w:ind w:left="360"/>
+      </w:pPr>
+      <w:r>
+        <w:t xml:space="preserve">  • 4-Box Score: 3.0</w:t>
+      </w:r>
+    </w:p>
+    <w:p>
+      <w:pPr>
+        <w:ind w:left="360"/>
+      </w:pPr>
+      <w:r>
+        <w:t xml:space="preserve">  • Research Date: 2026-09-16</w:t>
+      </w:r>
+    </w:p>
+    <w:p>
+      <w:pPr>
+        <w:ind w:left="360"/>
+      </w:pPr>
+      <w:r>
+        <w:t xml:space="preserve">  • Red Flag: HIGH CAUTION</w:t>
+      </w:r>
+    </w:p>
+    <w:p/>
+    <w:p>
+      <w:r>
+        <w:rPr>
+          <w:b/>
+        </w:rPr>
+        <w:t>📝 Verdict:</w:t>
+      </w:r>
+    </w:p>
+    <w:p>
+      <w:pPr>
+        <w:ind w:left="360"/>
+      </w:pPr>
+      <w:r>
+        <w:t>A real licensed-oligopoly trustee business with genuine bond/AIF tailwinds, but deep-dive pass 1 surfaces a SEBI due-diligence-failure penalty, an internal-auditor resignation, and a ~30% dilutive related-party merger with an unverified swap ratio - collectively enough to downgrade from the original light-scan '100x-in-10-years, Medium' call to HIGH CAUTION, thesis 'neither', conviction Low-Medium.</w:t>
+      </w:r>
+    </w:p>
+    <w:p/>
+    <w:p>
+      <w:r>
+        <w:rPr>
+          <w:b/>
+        </w:rPr>
+        <w:t>📈 Bull Case:</w:t>
+      </w:r>
+    </w:p>
+    <w:p>
+      <w:pPr>
+        <w:ind w:left="360"/>
+      </w:pPr>
+      <w:r>
+        <w:t>Real licensed-oligopoly moat (SEBI-registered trustee, one of only ~5 credible players) riding two structural India tailwinds - corporate bond-market deepening and AIF-industry AUM growth</w:t>
+      </w:r>
+    </w:p>
+    <w:p>
+      <w:pPr>
+        <w:ind w:left="360"/>
+      </w:pPr>
+      <w:r>
+        <w:t>FY26 PAT reaccelerated to +27-28% after a near-stall FY25 (+4.8%), with large PSU mandate wins cited (REC, PFC) - if the #1 PSU-bond-trustee / 4th-largest-overall positioning holds up to independent verification</w:t>
+      </w:r>
+    </w:p>
+    <w:p>
+      <w:pPr>
+        <w:ind w:left="360"/>
+      </w:pPr>
+      <w:r>
+        <w:t>Debt-free, net cash, cheap-looking at ~20x trailing P/E for the growth rate if it persists</w:t>
+      </w:r>
+    </w:p>
+    <w:p>
+      <w:pPr>
+        <w:ind w:left="360"/>
+      </w:pPr>
+      <w:r>
+        <w:t>The pending merger's stated rationale (bundling IT/payroll/fund-admin services with the core trustee relationship) is a genuine, logical cross-sell thesis if executed fairly and the synergies materialise</w:t>
+      </w:r>
+    </w:p>
+    <w:p/>
+    <w:p>
+      <w:r>
+        <w:rPr>
+          <w:b/>
+        </w:rPr>
+        <w:t>📉 Bear Case:</w:t>
+      </w:r>
+    </w:p>
+    <w:p>
+      <w:pPr>
+        <w:ind w:left="360"/>
+      </w:pPr>
+      <w:r>
+        <w:t>ROCE fell from 23.36% (FY24) to 19.76% (FY25) and ROE from 18% to 14.5% - capital is not compounding as efficiently as the headline profit-CAGR framing suggests, likely IPO-proceeds cash sitting idle</w:t>
+      </w:r>
+    </w:p>
+    <w:p>
+      <w:pPr>
+        <w:ind w:left="360"/>
+      </w:pPr>
+      <w:r>
+        <w:t>A March 2024 SEBI due-diligence-failure penalty (Rs 8 lakh, Shares Bazaar AIF) directly undercuts the 'licensed trustee = rigorous diligence' moat premise - this is precisely the kind of failure a trustee business exists to prevent</w:t>
+      </w:r>
+    </w:p>
+    <w:p>
+      <w:pPr>
+        <w:ind w:left="360"/>
+      </w:pPr>
+      <w:r>
+        <w:t>Internal auditor resigned (June 2026, time constraints cited) - a named HIGH CAUTION trigger; while stated as administrative, it adds to the pattern of governance friction this pass surfaced</w:t>
+      </w:r>
+    </w:p>
+    <w:p>
+      <w:pPr>
+        <w:ind w:left="360"/>
+      </w:pPr>
+      <w:r>
+        <w:t>The pending amalgamation of THREE promoter-group entities issues an estimated ~5.4 million new shares (~30% dilution vs ~18.1 million shares outstanding) with the swap-ratio fairness not independently verified - a real, quantified minority-dilution risk, not just a forum caution on paper</w:t>
+      </w:r>
+    </w:p>
+    <w:p>
+      <w:pPr>
+        <w:ind w:left="360"/>
+      </w:pPr>
+      <w:r>
+        <w:t>Tiny market cap (~Rs 141-146 Cr) - thin liquidity, single-business concentration risk; fee income is lumpy quarter to quarter (Mar 2025 PAT only Rs 1.18 Cr vs Sep 2025 Rs 4.46 Cr)</w:t>
       </w:r>
     </w:p>
     <w:sectPr>
